--- a/conf/base_document/form_template/dg/3E-FPGA/动态软件项.docx
+++ b/conf/base_document/form_template/dg/3E-FPGA/动态软件项.docx
@@ -782,200 +782,195 @@
     </w:p>
     <w:p>
       <w:pPr>
-        <w:pStyle w:val="a7"/>
-        <w:wordWrap w:val="0"/>
-        <w:spacing w:line="360" w:lineRule="auto"/>
-        <w:rPr>
-          <w:snapToGrid w:val="0"/>
-          <w:sz w:val="24"/>
-          <w:szCs w:val="24"/>
-        </w:rPr>
+        <w:pStyle w:val="ad"/>
+        <w:ind w:firstLine="480"/>
       </w:pPr>
       <w:r>
         <w:rPr>
           <w:rFonts w:hint="eastAsia"/>
-          <w:snapToGrid w:val="0"/>
-          <w:sz w:val="24"/>
-          <w:szCs w:val="24"/>
-        </w:rPr>
-        <w:t>动态</w:t>
-      </w:r>
-      <w:r>
-        <w:rPr>
-          <w:snapToGrid w:val="0"/>
-          <w:sz w:val="24"/>
-          <w:szCs w:val="24"/>
-        </w:rPr>
-        <w:t>测评</w:t>
-      </w:r>
-      <w:r>
-        <w:rPr>
-          <w:snapToGrid w:val="0"/>
-          <w:sz w:val="24"/>
-          <w:szCs w:val="24"/>
-        </w:rPr>
-        <w:t>环境使用的软件项见下表。</w:t>
+        </w:rPr>
+        <w:t>动态测评环境使用的软件项见下表</w:t>
+      </w:r>
+      <w:r>
+        <w:t>。</w:t>
       </w:r>
     </w:p>
     <w:p>
       <w:pPr>
-        <w:pStyle w:val="a9"/>
-        <w:tabs>
-          <w:tab w:val="clear" w:pos="3520"/>
-          <w:tab w:val="left" w:pos="454"/>
-          <w:tab w:val="left" w:pos="3260"/>
-        </w:tabs>
-        <w:wordWrap w:val="0"/>
-        <w:spacing w:before="0" w:beforeAutospacing="0" w:after="0" w:afterAutospacing="0" w:line="240" w:lineRule="auto"/>
-        <w:ind w:left="0"/>
-        <w:rPr>
-          <w:rFonts w:ascii="Times New Roman" w:eastAsia="黑体" w:hAnsi="Times New Roman"/>
-          <w:b w:val="0"/>
-        </w:rPr>
-      </w:pPr>
-      <w:r>
-        <w:rPr>
-          <w:rFonts w:ascii="Times New Roman" w:eastAsia="黑体" w:hAnsi="Times New Roman"/>
-          <w:b w:val="0"/>
+        <w:spacing w:line="360" w:lineRule="auto"/>
+        <w:jc w:val="center"/>
+        <w:rPr>
+          <w:rFonts w:eastAsia="黑体"/>
+          <w:sz w:val="21"/>
+          <w:szCs w:val="21"/>
+        </w:rPr>
+      </w:pPr>
+      <w:r>
+        <w:rPr>
+          <w:rFonts w:eastAsia="黑体"/>
+          <w:sz w:val="21"/>
+          <w:szCs w:val="21"/>
         </w:rPr>
         <w:t>表</w:t>
       </w:r>
       <w:r>
         <w:rPr>
-          <w:rFonts w:ascii="Times New Roman" w:eastAsia="黑体" w:hAnsi="Times New Roman"/>
-          <w:b w:val="0"/>
+          <w:rFonts w:eastAsia="黑体"/>
+          <w:sz w:val="21"/>
+          <w:szCs w:val="21"/>
         </w:rPr>
         <w:fldChar w:fldCharType="begin"/>
       </w:r>
       <w:r>
         <w:rPr>
-          <w:rFonts w:ascii="Times New Roman" w:eastAsia="黑体" w:hAnsi="Times New Roman"/>
-          <w:b w:val="0"/>
+          <w:rFonts w:eastAsia="黑体"/>
+          <w:sz w:val="21"/>
+          <w:szCs w:val="21"/>
         </w:rPr>
         <w:instrText xml:space="preserve"> STYLEREF 1 \s </w:instrText>
       </w:r>
       <w:r>
         <w:rPr>
-          <w:rFonts w:ascii="Times New Roman" w:eastAsia="黑体" w:hAnsi="Times New Roman"/>
-          <w:b w:val="0"/>
+          <w:rFonts w:eastAsia="黑体"/>
+          <w:sz w:val="21"/>
+          <w:szCs w:val="21"/>
         </w:rPr>
         <w:fldChar w:fldCharType="separate"/>
       </w:r>
       <w:r>
         <w:rPr>
-          <w:rFonts w:ascii="Times New Roman" w:eastAsia="黑体" w:hAnsi="Times New Roman"/>
-          <w:b w:val="0"/>
+          <w:rFonts w:eastAsia="黑体"/>
           <w:noProof/>
+          <w:sz w:val="21"/>
+          <w:szCs w:val="21"/>
         </w:rPr>
         <w:t>5</w:t>
       </w:r>
       <w:r>
         <w:rPr>
-          <w:rFonts w:ascii="Times New Roman" w:eastAsia="黑体" w:hAnsi="Times New Roman"/>
-          <w:b w:val="0"/>
+          <w:rFonts w:eastAsia="黑体"/>
+          <w:sz w:val="21"/>
+          <w:szCs w:val="21"/>
         </w:rPr>
         <w:fldChar w:fldCharType="end"/>
       </w:r>
       <w:r>
         <w:rPr>
-          <w:rFonts w:ascii="Times New Roman" w:eastAsia="黑体" w:hAnsi="Times New Roman"/>
-          <w:b w:val="0"/>
+          <w:rFonts w:eastAsia="黑体"/>
+          <w:sz w:val="21"/>
+          <w:szCs w:val="21"/>
         </w:rPr>
         <w:noBreakHyphen/>
       </w:r>
       <w:r>
         <w:rPr>
-          <w:rFonts w:ascii="Times New Roman" w:eastAsia="黑体" w:hAnsi="Times New Roman"/>
-          <w:b w:val="0"/>
+          <w:rFonts w:eastAsia="黑体"/>
+          <w:sz w:val="21"/>
+          <w:szCs w:val="21"/>
         </w:rPr>
         <w:fldChar w:fldCharType="begin"/>
       </w:r>
       <w:r>
         <w:rPr>
-          <w:rFonts w:ascii="Times New Roman" w:eastAsia="黑体" w:hAnsi="Times New Roman"/>
-          <w:b w:val="0"/>
+          <w:rFonts w:eastAsia="黑体"/>
+          <w:sz w:val="21"/>
+          <w:szCs w:val="21"/>
         </w:rPr>
         <w:instrText xml:space="preserve"> SEQ </w:instrText>
       </w:r>
       <w:r>
         <w:rPr>
-          <w:rFonts w:ascii="Times New Roman" w:eastAsia="黑体" w:hAnsi="Times New Roman"/>
-          <w:b w:val="0"/>
+          <w:rFonts w:eastAsia="黑体"/>
+          <w:sz w:val="21"/>
+          <w:szCs w:val="21"/>
         </w:rPr>
         <w:instrText>表</w:instrText>
       </w:r>
       <w:r>
         <w:rPr>
-          <w:rFonts w:ascii="Times New Roman" w:eastAsia="黑体" w:hAnsi="Times New Roman"/>
-          <w:b w:val="0"/>
+          <w:rFonts w:eastAsia="黑体"/>
+          <w:sz w:val="21"/>
+          <w:szCs w:val="21"/>
         </w:rPr>
         <w:instrText xml:space="preserve"> \* ARABIC \s 1 </w:instrText>
       </w:r>
       <w:r>
         <w:rPr>
-          <w:rFonts w:ascii="Times New Roman" w:eastAsia="黑体" w:hAnsi="Times New Roman"/>
-          <w:b w:val="0"/>
+          <w:rFonts w:eastAsia="黑体"/>
+          <w:sz w:val="21"/>
+          <w:szCs w:val="21"/>
         </w:rPr>
         <w:fldChar w:fldCharType="separate"/>
       </w:r>
       <w:r>
         <w:rPr>
-          <w:rFonts w:ascii="Times New Roman" w:eastAsia="黑体" w:hAnsi="Times New Roman"/>
-          <w:b w:val="0"/>
+          <w:rFonts w:eastAsia="黑体"/>
           <w:noProof/>
-        </w:rPr>
-        <w:t>4</w:t>
-      </w:r>
-      <w:r>
-        <w:rPr>
-          <w:rFonts w:ascii="Times New Roman" w:eastAsia="黑体" w:hAnsi="Times New Roman"/>
-          <w:b w:val="0"/>
+          <w:sz w:val="21"/>
+          <w:szCs w:val="21"/>
+        </w:rPr>
+        <w:t>13</w:t>
+      </w:r>
+      <w:r>
+        <w:rPr>
+          <w:rFonts w:eastAsia="黑体"/>
+          <w:sz w:val="21"/>
+          <w:szCs w:val="21"/>
         </w:rPr>
         <w:fldChar w:fldCharType="end"/>
       </w:r>
       <w:r>
         <w:rPr>
-          <w:rFonts w:ascii="Times New Roman" w:eastAsia="黑体" w:hAnsi="Times New Roman" w:hint="eastAsia"/>
-          <w:b w:val="0"/>
-        </w:rPr>
-        <w:t>动态</w:t>
-      </w:r>
-      <w:r>
-        <w:rPr>
-          <w:rFonts w:ascii="Times New Roman" w:eastAsia="黑体" w:hAnsi="Times New Roman"/>
-          <w:b w:val="0"/>
-        </w:rPr>
-        <w:t>测评环境软件项</w:t>
+          <w:rFonts w:eastAsia="黑体" w:hint="eastAsia"/>
+          <w:sz w:val="21"/>
+          <w:szCs w:val="21"/>
+        </w:rPr>
+        <w:t>动态测评</w:t>
+      </w:r>
+      <w:r>
+        <w:rPr>
+          <w:rFonts w:eastAsia="黑体" w:hint="eastAsia"/>
+          <w:sz w:val="21"/>
+          <w:szCs w:val="21"/>
+        </w:rPr>
+        <w:t>环境软件项</w:t>
       </w:r>
     </w:p>
     <w:tbl>
       <w:tblPr>
-        <w:tblStyle w:val="RC"/>
         <w:tblW w:w="5000" w:type="pct"/>
-        <w:tblLook w:val="01E0" w:firstRow="1" w:lastRow="1" w:firstColumn="1" w:lastColumn="1" w:noHBand="0" w:noVBand="0"/>
+        <w:tblBorders>
+          <w:top w:val="single" w:sz="12" w:space="0" w:color="auto"/>
+          <w:left w:val="single" w:sz="12" w:space="0" w:color="auto"/>
+          <w:bottom w:val="single" w:sz="12" w:space="0" w:color="auto"/>
+          <w:right w:val="single" w:sz="12" w:space="0" w:color="auto"/>
+          <w:insideH w:val="single" w:sz="6" w:space="0" w:color="auto"/>
+          <w:insideV w:val="single" w:sz="6" w:space="0" w:color="auto"/>
+        </w:tblBorders>
+        <w:tblLook w:val="0000" w:firstRow="0" w:lastRow="0" w:firstColumn="0" w:lastColumn="0" w:noHBand="0" w:noVBand="0"/>
       </w:tblPr>
       <w:tblGrid>
-        <w:gridCol w:w="730"/>
-        <w:gridCol w:w="2374"/>
-        <w:gridCol w:w="1428"/>
-        <w:gridCol w:w="2074"/>
-        <w:gridCol w:w="1670"/>
+        <w:gridCol w:w="428"/>
+        <w:gridCol w:w="2253"/>
+        <w:gridCol w:w="1415"/>
+        <w:gridCol w:w="2258"/>
+        <w:gridCol w:w="1922"/>
       </w:tblGrid>
       <w:tr>
         <w:trPr>
-          <w:trHeight w:val="454"/>
+          <w:trHeight w:val="340"/>
         </w:trPr>
         <w:tc>
           <w:tcPr>
-            <w:tcW w:w="441" w:type="pct"/>
-            <w:hideMark/>
+            <w:tcW w:w="258" w:type="pct"/>
+            <w:vAlign w:val="center"/>
           </w:tcPr>
           <w:p>
             <w:pPr>
               <w:tabs>
-                <w:tab w:val="left" w:pos="420"/>
+                <w:tab w:val="left" w:pos="6706"/>
               </w:tabs>
-              <w:spacing w:line="360" w:lineRule="auto"/>
+              <w:spacing w:line="240" w:lineRule="auto"/>
               <w:jc w:val="center"/>
               <w:rPr>
                 <w:rFonts w:eastAsia="黑体"/>
@@ -985,25 +980,59 @@
             </w:pPr>
             <w:r>
               <w:rPr>
+                <w:rFonts w:ascii="黑体" w:eastAsia="黑体" w:hAnsi="黑体"/>
+                <w:bCs/>
+                <w:iCs/>
+                <w:snapToGrid w:val="0"/>
+                <w:sz w:val="21"/>
+                <w:szCs w:val="21"/>
+              </w:rPr>
+              <w:t>序号</w:t>
+            </w:r>
+          </w:p>
+        </w:tc>
+        <w:tc>
+          <w:tcPr>
+            <w:tcW w:w="1361" w:type="pct"/>
+            <w:vAlign w:val="center"/>
+          </w:tcPr>
+          <w:p>
+            <w:pPr>
+              <w:tabs>
+                <w:tab w:val="left" w:pos="6706"/>
+              </w:tabs>
+              <w:spacing w:line="240" w:lineRule="auto"/>
+              <w:jc w:val="center"/>
+              <w:rPr>
                 <w:rFonts w:eastAsia="黑体"/>
                 <w:sz w:val="21"/>
                 <w:szCs w:val="21"/>
               </w:rPr>
-              <w:t>序号</w:t>
-            </w:r>
-          </w:p>
-        </w:tc>
-        <w:tc>
-          <w:tcPr>
-            <w:tcW w:w="1434" w:type="pct"/>
-            <w:hideMark/>
+            </w:pPr>
+            <w:r>
+              <w:rPr>
+                <w:rFonts w:ascii="黑体" w:eastAsia="黑体" w:hAnsi="黑体"/>
+                <w:bCs/>
+                <w:iCs/>
+                <w:snapToGrid w:val="0"/>
+                <w:sz w:val="21"/>
+                <w:szCs w:val="21"/>
+              </w:rPr>
+              <w:t>软件项名称</w:t>
+            </w:r>
+          </w:p>
+        </w:tc>
+        <w:tc>
+          <w:tcPr>
+            <w:tcW w:w="855" w:type="pct"/>
+            <w:vAlign w:val="center"/>
           </w:tcPr>
           <w:p>
             <w:pPr>
               <w:tabs>
-                <w:tab w:val="left" w:pos="420"/>
+                <w:tab w:val="left" w:pos="6706"/>
               </w:tabs>
-              <w:spacing w:line="360" w:lineRule="auto"/>
+              <w:spacing w:line="240" w:lineRule="auto"/>
               <w:jc w:val="center"/>
               <w:rPr>
                 <w:rFonts w:eastAsia="黑体"/>
@@ -1013,25 +1042,59 @@
             </w:pPr>
             <w:r>
               <w:rPr>
+                <w:rFonts w:ascii="黑体" w:eastAsia="黑体" w:hAnsi="黑体"/>
+                <w:bCs/>
+                <w:iCs/>
+                <w:snapToGrid w:val="0"/>
+                <w:sz w:val="21"/>
+                <w:szCs w:val="21"/>
+              </w:rPr>
+              <w:t>版本</w:t>
+            </w:r>
+          </w:p>
+        </w:tc>
+        <w:tc>
+          <w:tcPr>
+            <w:tcW w:w="1364" w:type="pct"/>
+            <w:vAlign w:val="center"/>
+          </w:tcPr>
+          <w:p>
+            <w:pPr>
+              <w:tabs>
+                <w:tab w:val="left" w:pos="6706"/>
+              </w:tabs>
+              <w:spacing w:line="240" w:lineRule="auto"/>
+              <w:jc w:val="center"/>
+              <w:rPr>
                 <w:rFonts w:eastAsia="黑体"/>
                 <w:sz w:val="21"/>
                 <w:szCs w:val="21"/>
               </w:rPr>
-              <w:t>软件项名称</w:t>
-            </w:r>
-          </w:p>
-        </w:tc>
-        <w:tc>
-          <w:tcPr>
-            <w:tcW w:w="863" w:type="pct"/>
-            <w:hideMark/>
+            </w:pPr>
+            <w:r>
+              <w:rPr>
+                <w:rFonts w:ascii="黑体" w:eastAsia="黑体" w:hAnsi="黑体" w:hint="eastAsia"/>
+                <w:bCs/>
+                <w:iCs/>
+                <w:snapToGrid w:val="0"/>
+                <w:sz w:val="21"/>
+                <w:szCs w:val="21"/>
+              </w:rPr>
+              <w:t>用途</w:t>
+            </w:r>
+          </w:p>
+        </w:tc>
+        <w:tc>
+          <w:tcPr>
+            <w:tcW w:w="1161" w:type="pct"/>
+            <w:vAlign w:val="center"/>
           </w:tcPr>
           <w:p>
             <w:pPr>
               <w:tabs>
-                <w:tab w:val="left" w:pos="420"/>
+                <w:tab w:val="left" w:pos="6706"/>
               </w:tabs>
-              <w:spacing w:line="360" w:lineRule="auto"/>
+              <w:spacing w:line="240" w:lineRule="auto"/>
               <w:jc w:val="center"/>
               <w:rPr>
                 <w:rFonts w:eastAsia="黑体"/>
@@ -1041,63 +1104,10 @@
             </w:pPr>
             <w:r>
               <w:rPr>
-                <w:rFonts w:eastAsia="黑体"/>
-                <w:sz w:val="21"/>
-                <w:szCs w:val="21"/>
-              </w:rPr>
-              <w:t>版本</w:t>
-            </w:r>
-          </w:p>
-        </w:tc>
-        <w:tc>
-          <w:tcPr>
-            <w:tcW w:w="1253" w:type="pct"/>
-            <w:hideMark/>
-          </w:tcPr>
-          <w:p>
-            <w:pPr>
-              <w:tabs>
-                <w:tab w:val="left" w:pos="420"/>
-              </w:tabs>
-              <w:spacing w:line="360" w:lineRule="auto"/>
-              <w:jc w:val="center"/>
-              <w:rPr>
-                <w:rFonts w:eastAsia="黑体"/>
-                <w:sz w:val="21"/>
-                <w:szCs w:val="21"/>
-              </w:rPr>
-            </w:pPr>
-            <w:r>
-              <w:rPr>
-                <w:rFonts w:eastAsia="黑体"/>
-                <w:sz w:val="21"/>
-                <w:szCs w:val="21"/>
-              </w:rPr>
-              <w:t>用途</w:t>
-            </w:r>
-          </w:p>
-        </w:tc>
-        <w:tc>
-          <w:tcPr>
-            <w:tcW w:w="1009" w:type="pct"/>
-            <w:hideMark/>
-          </w:tcPr>
-          <w:p>
-            <w:pPr>
-              <w:tabs>
-                <w:tab w:val="left" w:pos="420"/>
-              </w:tabs>
-              <w:spacing w:line="360" w:lineRule="auto"/>
-              <w:jc w:val="center"/>
-              <w:rPr>
-                <w:rFonts w:eastAsia="黑体"/>
-                <w:sz w:val="21"/>
-                <w:szCs w:val="21"/>
-              </w:rPr>
-            </w:pPr>
-            <w:r>
-              <w:rPr>
-                <w:rFonts w:eastAsia="黑体"/>
+                <w:rFonts w:ascii="黑体" w:eastAsia="黑体" w:hAnsi="黑体" w:hint="eastAsia"/>
+                <w:bCs/>
+                <w:iCs/>
+                <w:snapToGrid w:val="0"/>
                 <w:sz w:val="21"/>
                 <w:szCs w:val="21"/>
               </w:rPr>
@@ -1108,38 +1118,39 @@
       </w:tr>
       <w:tr>
         <w:trPr>
-          <w:trHeight w:val="454"/>
+          <w:trHeight w:val="340"/>
         </w:trPr>
         <w:tc>
           <w:tcPr>
-            <w:tcW w:w="441" w:type="pct"/>
+            <w:tcW w:w="258" w:type="pct"/>
+            <w:vAlign w:val="center"/>
           </w:tcPr>
           <w:p>
             <w:pPr>
               <w:pStyle w:val="ac"/>
               <w:numPr>
                 <w:ilvl w:val="0"/>
-                <w:numId w:val="4"/>
+                <w:numId w:val="7"/>
               </w:numPr>
-              <w:spacing w:line="360" w:lineRule="auto"/>
+              <w:spacing w:line="240" w:lineRule="auto"/>
               <w:ind w:firstLineChars="0"/>
-              <w:jc w:val="center"/>
-              <w:rPr>
-                <w:sz w:val="21"/>
-                <w:szCs w:val="21"/>
-              </w:rPr>
-            </w:pPr>
-          </w:p>
-        </w:tc>
-        <w:tc>
-          <w:tcPr>
-            <w:tcW w:w="1434" w:type="pct"/>
-          </w:tcPr>
-          <w:p>
-            <w:pPr>
-              <w:spacing w:line="360" w:lineRule="auto"/>
-              <w:rPr>
-                <w:color w:val="2C7FCE" w:themeColor="text2" w:themeTint="99"/>
+              <w:rPr>
+                <w:rFonts w:hint="eastAsia"/>
+                <w:sz w:val="21"/>
+                <w:szCs w:val="21"/>
+              </w:rPr>
+            </w:pPr>
+          </w:p>
+        </w:tc>
+        <w:tc>
+          <w:tcPr>
+            <w:tcW w:w="1361" w:type="pct"/>
+            <w:vAlign w:val="center"/>
+          </w:tcPr>
+          <w:p>
+            <w:pPr>
+              <w:spacing w:line="240" w:lineRule="auto"/>
+              <w:rPr>
                 <w:sz w:val="21"/>
                 <w:szCs w:val="21"/>
               </w:rPr>
@@ -1172,13 +1183,13 @@
         </w:tc>
         <w:tc>
           <w:tcPr>
-            <w:tcW w:w="863" w:type="pct"/>
-          </w:tcPr>
-          <w:p>
-            <w:pPr>
-              <w:spacing w:line="360" w:lineRule="auto"/>
-              <w:rPr>
-                <w:color w:val="2C7FCE" w:themeColor="text2" w:themeTint="99"/>
+            <w:tcW w:w="855" w:type="pct"/>
+            <w:vAlign w:val="center"/>
+          </w:tcPr>
+          <w:p>
+            <w:pPr>
+              <w:spacing w:line="240" w:lineRule="auto"/>
+              <w:rPr>
                 <w:sz w:val="21"/>
                 <w:szCs w:val="21"/>
               </w:rPr>
@@ -1195,13 +1206,13 @@
         </w:tc>
         <w:tc>
           <w:tcPr>
-            <w:tcW w:w="1253" w:type="pct"/>
-          </w:tcPr>
-          <w:p>
-            <w:pPr>
-              <w:spacing w:line="360" w:lineRule="auto"/>
-              <w:rPr>
-                <w:color w:val="2C7FCE" w:themeColor="text2" w:themeTint="99"/>
+            <w:tcW w:w="1364" w:type="pct"/>
+            <w:vAlign w:val="center"/>
+          </w:tcPr>
+          <w:p>
+            <w:pPr>
+              <w:spacing w:line="240" w:lineRule="auto"/>
+              <w:rPr>
                 <w:sz w:val="21"/>
                 <w:szCs w:val="21"/>
               </w:rPr>
@@ -1218,13 +1229,13 @@
         </w:tc>
         <w:tc>
           <w:tcPr>
-            <w:tcW w:w="1009" w:type="pct"/>
-          </w:tcPr>
-          <w:p>
-            <w:pPr>
-              <w:spacing w:line="360" w:lineRule="auto"/>
-              <w:rPr>
-                <w:color w:val="2C7FCE" w:themeColor="text2" w:themeTint="99"/>
+            <w:tcW w:w="1161" w:type="pct"/>
+            <w:vAlign w:val="center"/>
+          </w:tcPr>
+          <w:p>
+            <w:pPr>
+              <w:spacing w:line="240" w:lineRule="auto"/>
+              <w:rPr>
                 <w:sz w:val="21"/>
                 <w:szCs w:val="21"/>
               </w:rPr>
@@ -1242,38 +1253,40 @@
       </w:tr>
       <w:tr>
         <w:trPr>
-          <w:trHeight w:val="454"/>
+          <w:trHeight w:val="340"/>
         </w:trPr>
         <w:tc>
           <w:tcPr>
-            <w:tcW w:w="441" w:type="pct"/>
+            <w:tcW w:w="258" w:type="pct"/>
+            <w:vAlign w:val="center"/>
           </w:tcPr>
           <w:p>
             <w:pPr>
               <w:pStyle w:val="ac"/>
               <w:numPr>
                 <w:ilvl w:val="0"/>
-                <w:numId w:val="4"/>
+                <w:numId w:val="7"/>
               </w:numPr>
-              <w:spacing w:line="360" w:lineRule="auto"/>
+              <w:spacing w:line="240" w:lineRule="auto"/>
               <w:ind w:firstLineChars="0"/>
-              <w:jc w:val="center"/>
-              <w:rPr>
-                <w:sz w:val="21"/>
-                <w:szCs w:val="21"/>
-              </w:rPr>
-            </w:pPr>
-          </w:p>
-        </w:tc>
-        <w:tc>
-          <w:tcPr>
-            <w:tcW w:w="1434" w:type="pct"/>
-          </w:tcPr>
-          <w:p>
-            <w:pPr>
-              <w:spacing w:line="360" w:lineRule="auto"/>
-              <w:rPr>
-                <w:color w:val="2C7FCE" w:themeColor="text2" w:themeTint="99"/>
+              <w:rPr>
+                <w:rFonts w:hint="eastAsia"/>
+                <w:sz w:val="21"/>
+                <w:szCs w:val="21"/>
+              </w:rPr>
+            </w:pPr>
+          </w:p>
+        </w:tc>
+        <w:tc>
+          <w:tcPr>
+            <w:tcW w:w="1361" w:type="pct"/>
+            <w:vAlign w:val="center"/>
+          </w:tcPr>
+          <w:p>
+            <w:pPr>
+              <w:spacing w:line="240" w:lineRule="auto"/>
+              <w:rPr>
+                <w:color w:val="4C94D8" w:themeColor="text2" w:themeTint="80"/>
                 <w:sz w:val="21"/>
                 <w:szCs w:val="21"/>
               </w:rPr>
@@ -1290,13 +1303,14 @@
         </w:tc>
         <w:tc>
           <w:tcPr>
-            <w:tcW w:w="863" w:type="pct"/>
-          </w:tcPr>
-          <w:p>
-            <w:pPr>
-              <w:spacing w:line="360" w:lineRule="auto"/>
-              <w:rPr>
-                <w:color w:val="2C7FCE" w:themeColor="text2" w:themeTint="99"/>
+            <w:tcW w:w="855" w:type="pct"/>
+            <w:vAlign w:val="center"/>
+          </w:tcPr>
+          <w:p>
+            <w:pPr>
+              <w:spacing w:line="240" w:lineRule="auto"/>
+              <w:rPr>
+                <w:color w:val="4C94D8" w:themeColor="text2" w:themeTint="80"/>
                 <w:sz w:val="21"/>
                 <w:szCs w:val="21"/>
               </w:rPr>
@@ -1313,13 +1327,15 @@
         </w:tc>
         <w:tc>
           <w:tcPr>
-            <w:tcW w:w="1253" w:type="pct"/>
-          </w:tcPr>
-          <w:p>
-            <w:pPr>
-              <w:spacing w:line="360" w:lineRule="auto"/>
-              <w:rPr>
-                <w:color w:val="2C7FCE" w:themeColor="text2" w:themeTint="99"/>
+            <w:tcW w:w="1364" w:type="pct"/>
+            <w:vAlign w:val="center"/>
+          </w:tcPr>
+          <w:p>
+            <w:pPr>
+              <w:spacing w:line="240" w:lineRule="auto"/>
+              <w:rPr>
+                <w:snapToGrid w:val="0"/>
+                <w:color w:val="4C94D8" w:themeColor="text2" w:themeTint="80"/>
                 <w:sz w:val="21"/>
                 <w:szCs w:val="21"/>
               </w:rPr>
@@ -1336,71 +1352,64 @@
         </w:tc>
         <w:tc>
           <w:tcPr>
-            <w:tcW w:w="1009" w:type="pct"/>
-          </w:tcPr>
-          <w:p>
-            <w:pPr>
-              <w:spacing w:line="360" w:lineRule="auto"/>
-              <w:rPr>
-                <w:color w:val="2C7FCE" w:themeColor="text2" w:themeTint="99"/>
-                <w:sz w:val="21"/>
-                <w:szCs w:val="21"/>
-              </w:rPr>
-            </w:pPr>
-            <w:r>
-              <w:rPr>
-                <w:color w:val="2C7FCE" w:themeColor="text2" w:themeTint="99"/>
-                <w:sz w:val="21"/>
-                <w:szCs w:val="21"/>
-              </w:rPr>
-              <w:t>航天科技九院第七七一研究</w:t>
-            </w:r>
-            <w:r>
-              <w:rPr>
-                <w:color w:val="2C7FCE" w:themeColor="text2" w:themeTint="99"/>
-                <w:sz w:val="21"/>
-                <w:szCs w:val="21"/>
-              </w:rPr>
-              <w:lastRenderedPageBreak/>
-              <w:t>所</w:t>
+            <w:tcW w:w="1161" w:type="pct"/>
+            <w:vAlign w:val="center"/>
+          </w:tcPr>
+          <w:p>
+            <w:pPr>
+              <w:spacing w:line="240" w:lineRule="auto"/>
+              <w:rPr>
+                <w:snapToGrid w:val="0"/>
+                <w:sz w:val="21"/>
+                <w:szCs w:val="21"/>
+              </w:rPr>
+            </w:pPr>
+            <w:r>
+              <w:rPr>
+                <w:color w:val="2C7FCE" w:themeColor="text2" w:themeTint="99"/>
+                <w:sz w:val="21"/>
+                <w:szCs w:val="21"/>
+              </w:rPr>
+              <w:t>航天科技九院第七七一研究所</w:t>
             </w:r>
           </w:p>
         </w:tc>
       </w:tr>
       <w:tr>
         <w:trPr>
-          <w:trHeight w:val="454"/>
+          <w:trHeight w:val="340"/>
         </w:trPr>
         <w:tc>
           <w:tcPr>
-            <w:tcW w:w="441" w:type="pct"/>
+            <w:tcW w:w="258" w:type="pct"/>
+            <w:vAlign w:val="center"/>
           </w:tcPr>
           <w:p>
             <w:pPr>
               <w:pStyle w:val="ac"/>
               <w:numPr>
                 <w:ilvl w:val="0"/>
-                <w:numId w:val="4"/>
+                <w:numId w:val="7"/>
               </w:numPr>
-              <w:spacing w:line="360" w:lineRule="auto"/>
+              <w:spacing w:line="240" w:lineRule="auto"/>
               <w:ind w:firstLineChars="0"/>
-              <w:jc w:val="center"/>
-              <w:rPr>
-                <w:sz w:val="21"/>
-                <w:szCs w:val="21"/>
-              </w:rPr>
-            </w:pPr>
-          </w:p>
-        </w:tc>
-        <w:tc>
-          <w:tcPr>
-            <w:tcW w:w="1434" w:type="pct"/>
-          </w:tcPr>
-          <w:p>
-            <w:pPr>
-              <w:spacing w:line="360" w:lineRule="auto"/>
-              <w:rPr>
-                <w:color w:val="2C7FCE" w:themeColor="text2" w:themeTint="99"/>
+              <w:rPr>
+                <w:rFonts w:hint="eastAsia"/>
+                <w:sz w:val="21"/>
+                <w:szCs w:val="21"/>
+              </w:rPr>
+            </w:pPr>
+          </w:p>
+        </w:tc>
+        <w:tc>
+          <w:tcPr>
+            <w:tcW w:w="1361" w:type="pct"/>
+            <w:vAlign w:val="center"/>
+          </w:tcPr>
+          <w:p>
+            <w:pPr>
+              <w:spacing w:line="240" w:lineRule="auto"/>
+              <w:rPr>
                 <w:sz w:val="21"/>
                 <w:szCs w:val="21"/>
               </w:rPr>
@@ -1417,13 +1426,13 @@
         </w:tc>
         <w:tc>
           <w:tcPr>
-            <w:tcW w:w="863" w:type="pct"/>
-          </w:tcPr>
-          <w:p>
-            <w:pPr>
-              <w:spacing w:line="360" w:lineRule="auto"/>
-              <w:rPr>
-                <w:color w:val="2C7FCE" w:themeColor="text2" w:themeTint="99"/>
+            <w:tcW w:w="855" w:type="pct"/>
+            <w:vAlign w:val="center"/>
+          </w:tcPr>
+          <w:p>
+            <w:pPr>
+              <w:spacing w:line="240" w:lineRule="auto"/>
+              <w:rPr>
                 <w:sz w:val="21"/>
                 <w:szCs w:val="21"/>
               </w:rPr>
@@ -1440,13 +1449,13 @@
         </w:tc>
         <w:tc>
           <w:tcPr>
-            <w:tcW w:w="1253" w:type="pct"/>
-          </w:tcPr>
-          <w:p>
-            <w:pPr>
-              <w:spacing w:line="360" w:lineRule="auto"/>
-              <w:rPr>
-                <w:color w:val="2C7FCE" w:themeColor="text2" w:themeTint="99"/>
+            <w:tcW w:w="1364" w:type="pct"/>
+            <w:vAlign w:val="center"/>
+          </w:tcPr>
+          <w:p>
+            <w:pPr>
+              <w:spacing w:line="240" w:lineRule="auto"/>
+              <w:rPr>
                 <w:sz w:val="21"/>
                 <w:szCs w:val="21"/>
               </w:rPr>
@@ -1463,13 +1472,14 @@
         </w:tc>
         <w:tc>
           <w:tcPr>
-            <w:tcW w:w="1009" w:type="pct"/>
-          </w:tcPr>
-          <w:p>
-            <w:pPr>
-              <w:spacing w:line="360" w:lineRule="auto"/>
-              <w:rPr>
-                <w:color w:val="2C7FCE" w:themeColor="text2" w:themeTint="99"/>
+            <w:tcW w:w="1161" w:type="pct"/>
+            <w:vAlign w:val="center"/>
+          </w:tcPr>
+          <w:p>
+            <w:pPr>
+              <w:spacing w:line="240" w:lineRule="auto"/>
+              <w:rPr>
+                <w:snapToGrid w:val="0"/>
                 <w:sz w:val="21"/>
                 <w:szCs w:val="21"/>
               </w:rPr>
@@ -1487,84 +1497,95 @@
       </w:tr>
       <w:tr>
         <w:trPr>
-          <w:trHeight w:val="454"/>
+          <w:trHeight w:val="340"/>
         </w:trPr>
         <w:tc>
           <w:tcPr>
-            <w:tcW w:w="441" w:type="pct"/>
+            <w:tcW w:w="258" w:type="pct"/>
+            <w:vAlign w:val="center"/>
           </w:tcPr>
           <w:p>
             <w:pPr>
               <w:pStyle w:val="ac"/>
               <w:numPr>
                 <w:ilvl w:val="0"/>
-                <w:numId w:val="4"/>
+                <w:numId w:val="7"/>
               </w:numPr>
-              <w:spacing w:line="360" w:lineRule="auto"/>
+              <w:spacing w:line="240" w:lineRule="auto"/>
               <w:ind w:firstLineChars="0"/>
-              <w:jc w:val="center"/>
-              <w:rPr>
-                <w:sz w:val="21"/>
-                <w:szCs w:val="21"/>
-              </w:rPr>
-            </w:pPr>
-          </w:p>
-        </w:tc>
-        <w:tc>
-          <w:tcPr>
-            <w:tcW w:w="1434" w:type="pct"/>
-          </w:tcPr>
-          <w:p>
-            <w:pPr>
-              <w:spacing w:line="360" w:lineRule="auto"/>
-              <w:rPr>
-                <w:color w:val="2C7FCE" w:themeColor="text2" w:themeTint="99"/>
-                <w:sz w:val="21"/>
-                <w:szCs w:val="21"/>
-              </w:rPr>
-            </w:pPr>
-            <w:r>
-              <w:rPr>
-                <w:color w:val="2C7FCE" w:themeColor="text2" w:themeTint="99"/>
-                <w:sz w:val="21"/>
-                <w:szCs w:val="21"/>
-              </w:rPr>
-              <w:t>广域图像目标检测软件</w:t>
-            </w:r>
-          </w:p>
-        </w:tc>
-        <w:tc>
-          <w:tcPr>
-            <w:tcW w:w="863" w:type="pct"/>
-          </w:tcPr>
-          <w:p>
-            <w:pPr>
-              <w:spacing w:line="360" w:lineRule="auto"/>
-              <w:rPr>
-                <w:color w:val="2C7FCE" w:themeColor="text2" w:themeTint="99"/>
-                <w:sz w:val="21"/>
-                <w:szCs w:val="21"/>
-              </w:rPr>
-            </w:pPr>
-            <w:r>
-              <w:rPr>
-                <w:color w:val="2C7FCE" w:themeColor="text2" w:themeTint="99"/>
-                <w:sz w:val="21"/>
-                <w:szCs w:val="21"/>
-              </w:rPr>
+              <w:rPr>
+                <w:rFonts w:hint="eastAsia"/>
+                <w:sz w:val="21"/>
+                <w:szCs w:val="21"/>
+              </w:rPr>
+            </w:pPr>
+          </w:p>
+        </w:tc>
+        <w:tc>
+          <w:tcPr>
+            <w:tcW w:w="1361" w:type="pct"/>
+            <w:vAlign w:val="center"/>
+          </w:tcPr>
+          <w:p>
+            <w:pPr>
+              <w:spacing w:line="240" w:lineRule="auto"/>
+              <w:rPr>
+                <w:sz w:val="21"/>
+                <w:szCs w:val="21"/>
+              </w:rPr>
+            </w:pPr>
+            <w:r>
+              <w:rPr>
+                <w:color w:val="2C7FCE" w:themeColor="text2" w:themeTint="99"/>
+                <w:sz w:val="21"/>
+                <w:szCs w:val="21"/>
+              </w:rPr>
+              <w:t>广域图像目标检测软</w:t>
+            </w:r>
+            <w:r>
+              <w:rPr>
+                <w:color w:val="2C7FCE" w:themeColor="text2" w:themeTint="99"/>
+                <w:sz w:val="21"/>
+                <w:szCs w:val="21"/>
+              </w:rPr>
+              <w:lastRenderedPageBreak/>
+              <w:t>件</w:t>
+            </w:r>
+          </w:p>
+        </w:tc>
+        <w:tc>
+          <w:tcPr>
+            <w:tcW w:w="855" w:type="pct"/>
+            <w:vAlign w:val="center"/>
+          </w:tcPr>
+          <w:p>
+            <w:pPr>
+              <w:spacing w:line="240" w:lineRule="auto"/>
+              <w:rPr>
+                <w:sz w:val="21"/>
+                <w:szCs w:val="21"/>
+              </w:rPr>
+            </w:pPr>
+            <w:r>
+              <w:rPr>
+                <w:color w:val="2C7FCE" w:themeColor="text2" w:themeTint="99"/>
+                <w:sz w:val="21"/>
+                <w:szCs w:val="21"/>
+              </w:rPr>
+              <w:lastRenderedPageBreak/>
               <w:t>静态测试后</w:t>
             </w:r>
           </w:p>
         </w:tc>
         <w:tc>
           <w:tcPr>
-            <w:tcW w:w="1253" w:type="pct"/>
-          </w:tcPr>
-          <w:p>
-            <w:pPr>
-              <w:spacing w:line="360" w:lineRule="auto"/>
-              <w:rPr>
-                <w:color w:val="2C7FCE" w:themeColor="text2" w:themeTint="99"/>
+            <w:tcW w:w="1364" w:type="pct"/>
+            <w:vAlign w:val="center"/>
+          </w:tcPr>
+          <w:p>
+            <w:pPr>
+              <w:spacing w:line="240" w:lineRule="auto"/>
+              <w:rPr>
                 <w:sz w:val="21"/>
                 <w:szCs w:val="21"/>
               </w:rPr>
@@ -1581,13 +1602,14 @@
         </w:tc>
         <w:tc>
           <w:tcPr>
-            <w:tcW w:w="1009" w:type="pct"/>
-          </w:tcPr>
-          <w:p>
-            <w:pPr>
-              <w:spacing w:line="360" w:lineRule="auto"/>
-              <w:rPr>
-                <w:color w:val="2C7FCE" w:themeColor="text2" w:themeTint="99"/>
+            <w:tcW w:w="1161" w:type="pct"/>
+            <w:vAlign w:val="center"/>
+          </w:tcPr>
+          <w:p>
+            <w:pPr>
+              <w:spacing w:line="240" w:lineRule="auto"/>
+              <w:rPr>
+                <w:snapToGrid w:val="0"/>
                 <w:sz w:val="21"/>
                 <w:szCs w:val="21"/>
               </w:rPr>
@@ -1605,82 +1627,84 @@
       </w:tr>
       <w:tr>
         <w:trPr>
-          <w:trHeight w:val="454"/>
+          <w:trHeight w:val="340"/>
         </w:trPr>
         <w:tc>
           <w:tcPr>
-            <w:tcW w:w="441" w:type="pct"/>
+            <w:tcW w:w="258" w:type="pct"/>
+            <w:vAlign w:val="center"/>
           </w:tcPr>
           <w:p>
             <w:pPr>
               <w:pStyle w:val="ac"/>
               <w:numPr>
                 <w:ilvl w:val="0"/>
-                <w:numId w:val="4"/>
+                <w:numId w:val="7"/>
               </w:numPr>
+              <w:spacing w:line="240" w:lineRule="auto"/>
+              <w:ind w:firstLineChars="0"/>
+              <w:rPr>
+                <w:rFonts w:hint="eastAsia"/>
+                <w:sz w:val="21"/>
+                <w:szCs w:val="21"/>
+              </w:rPr>
+            </w:pPr>
+          </w:p>
+        </w:tc>
+        <w:tc>
+          <w:tcPr>
+            <w:tcW w:w="1361" w:type="pct"/>
+            <w:vAlign w:val="center"/>
+          </w:tcPr>
+          <w:p>
+            <w:pPr>
+              <w:spacing w:line="240" w:lineRule="auto"/>
+              <w:rPr>
+                <w:sz w:val="21"/>
+                <w:szCs w:val="21"/>
+              </w:rPr>
+            </w:pPr>
+            <w:r>
+              <w:rPr>
+                <w:color w:val="2C7FCE" w:themeColor="text2" w:themeTint="99"/>
+                <w:sz w:val="21"/>
+                <w:szCs w:val="21"/>
+              </w:rPr>
+              <w:t>广域精跟地面应用软件</w:t>
+            </w:r>
+          </w:p>
+        </w:tc>
+        <w:tc>
+          <w:tcPr>
+            <w:tcW w:w="855" w:type="pct"/>
+            <w:vAlign w:val="center"/>
+          </w:tcPr>
+          <w:p>
+            <w:pPr>
+              <w:spacing w:line="240" w:lineRule="auto"/>
+              <w:rPr>
+                <w:sz w:val="21"/>
+                <w:szCs w:val="21"/>
+              </w:rPr>
+            </w:pPr>
+            <w:r>
+              <w:rPr>
+                <w:color w:val="2C7FCE" w:themeColor="text2" w:themeTint="99"/>
+                <w:sz w:val="21"/>
+                <w:szCs w:val="21"/>
+              </w:rPr>
+              <w:t>1.00</w:t>
+            </w:r>
+          </w:p>
+        </w:tc>
+        <w:tc>
+          <w:tcPr>
+            <w:tcW w:w="1364" w:type="pct"/>
+            <w:vAlign w:val="center"/>
+          </w:tcPr>
+          <w:p>
+            <w:pPr>
               <w:spacing w:line="360" w:lineRule="auto"/>
-              <w:ind w:firstLineChars="0"/>
-              <w:jc w:val="center"/>
-              <w:rPr>
-                <w:sz w:val="21"/>
-                <w:szCs w:val="21"/>
-              </w:rPr>
-            </w:pPr>
-          </w:p>
-        </w:tc>
-        <w:tc>
-          <w:tcPr>
-            <w:tcW w:w="1434" w:type="pct"/>
-          </w:tcPr>
-          <w:p>
-            <w:pPr>
-              <w:spacing w:line="360" w:lineRule="auto"/>
-              <w:rPr>
-                <w:color w:val="2C7FCE" w:themeColor="text2" w:themeTint="99"/>
-                <w:sz w:val="21"/>
-                <w:szCs w:val="21"/>
-              </w:rPr>
-            </w:pPr>
-            <w:r>
-              <w:rPr>
-                <w:color w:val="2C7FCE" w:themeColor="text2" w:themeTint="99"/>
-                <w:sz w:val="21"/>
-                <w:szCs w:val="21"/>
-              </w:rPr>
-              <w:t>广域精跟地面应用软件</w:t>
-            </w:r>
-          </w:p>
-        </w:tc>
-        <w:tc>
-          <w:tcPr>
-            <w:tcW w:w="863" w:type="pct"/>
-          </w:tcPr>
-          <w:p>
-            <w:pPr>
-              <w:spacing w:line="360" w:lineRule="auto"/>
-              <w:rPr>
-                <w:color w:val="2C7FCE" w:themeColor="text2" w:themeTint="99"/>
-                <w:sz w:val="21"/>
-                <w:szCs w:val="21"/>
-              </w:rPr>
-            </w:pPr>
-            <w:r>
-              <w:rPr>
-                <w:color w:val="2C7FCE" w:themeColor="text2" w:themeTint="99"/>
-                <w:sz w:val="21"/>
-                <w:szCs w:val="21"/>
-              </w:rPr>
-              <w:t>1.00</w:t>
-            </w:r>
-          </w:p>
-        </w:tc>
-        <w:tc>
-          <w:tcPr>
-            <w:tcW w:w="1253" w:type="pct"/>
-          </w:tcPr>
-          <w:p>
-            <w:pPr>
-              <w:spacing w:line="360" w:lineRule="auto"/>
               <w:rPr>
                 <w:color w:val="2C7FCE" w:themeColor="text2" w:themeTint="99"/>
                 <w:sz w:val="21"/>
@@ -1698,9 +1722,8 @@
           </w:p>
           <w:p>
             <w:pPr>
-              <w:spacing w:line="360" w:lineRule="auto"/>
-              <w:rPr>
-                <w:color w:val="2C7FCE" w:themeColor="text2" w:themeTint="99"/>
+              <w:spacing w:line="240" w:lineRule="auto"/>
+              <w:rPr>
                 <w:sz w:val="21"/>
                 <w:szCs w:val="21"/>
               </w:rPr>
@@ -1717,13 +1740,14 @@
         </w:tc>
         <w:tc>
           <w:tcPr>
-            <w:tcW w:w="1009" w:type="pct"/>
-          </w:tcPr>
-          <w:p>
-            <w:pPr>
-              <w:spacing w:line="360" w:lineRule="auto"/>
-              <w:rPr>
-                <w:color w:val="2C7FCE" w:themeColor="text2" w:themeTint="99"/>
+            <w:tcW w:w="1161" w:type="pct"/>
+            <w:vAlign w:val="center"/>
+          </w:tcPr>
+          <w:p>
+            <w:pPr>
+              <w:spacing w:line="240" w:lineRule="auto"/>
+              <w:rPr>
+                <w:snapToGrid w:val="0"/>
                 <w:sz w:val="21"/>
                 <w:szCs w:val="21"/>
               </w:rPr>
@@ -1741,33 +1765,101 @@
       </w:tr>
       <w:tr>
         <w:trPr>
-          <w:trHeight w:val="454"/>
+          <w:trHeight w:val="340"/>
         </w:trPr>
         <w:tc>
           <w:tcPr>
-            <w:tcW w:w="441" w:type="pct"/>
+            <w:tcW w:w="258" w:type="pct"/>
+            <w:vAlign w:val="center"/>
           </w:tcPr>
           <w:p>
             <w:pPr>
               <w:pStyle w:val="ac"/>
               <w:numPr>
                 <w:ilvl w:val="0"/>
-                <w:numId w:val="4"/>
+                <w:numId w:val="7"/>
               </w:numPr>
+              <w:spacing w:line="240" w:lineRule="auto"/>
+              <w:ind w:firstLineChars="0"/>
+              <w:rPr>
+                <w:rFonts w:hint="eastAsia"/>
+                <w:sz w:val="21"/>
+                <w:szCs w:val="21"/>
+              </w:rPr>
+            </w:pPr>
+          </w:p>
+        </w:tc>
+        <w:tc>
+          <w:tcPr>
+            <w:tcW w:w="1361" w:type="pct"/>
+            <w:vAlign w:val="center"/>
+          </w:tcPr>
+          <w:p>
+            <w:pPr>
+              <w:spacing w:line="240" w:lineRule="auto"/>
+              <w:rPr>
+                <w:color w:val="2C7FCE" w:themeColor="text2" w:themeTint="99"/>
+                <w:sz w:val="21"/>
+                <w:szCs w:val="21"/>
+              </w:rPr>
+            </w:pPr>
+            <w:r>
+              <w:rPr>
+                <w:color w:val="2C7FCE" w:themeColor="text2" w:themeTint="99"/>
+                <w:sz w:val="21"/>
+                <w:szCs w:val="21"/>
+              </w:rPr>
+              <w:t>上注软件</w:t>
+            </w:r>
+          </w:p>
+        </w:tc>
+        <w:tc>
+          <w:tcPr>
+            <w:tcW w:w="855" w:type="pct"/>
+            <w:vAlign w:val="center"/>
+          </w:tcPr>
+          <w:p>
+            <w:pPr>
+              <w:spacing w:line="240" w:lineRule="auto"/>
+              <w:rPr>
+                <w:color w:val="2C7FCE" w:themeColor="text2" w:themeTint="99"/>
+                <w:sz w:val="21"/>
+                <w:szCs w:val="21"/>
+              </w:rPr>
+            </w:pPr>
+            <w:r>
+              <w:rPr>
+                <w:color w:val="2C7FCE" w:themeColor="text2" w:themeTint="99"/>
+                <w:sz w:val="21"/>
+                <w:szCs w:val="21"/>
+              </w:rPr>
+              <w:t>1.00</w:t>
+            </w:r>
+          </w:p>
+        </w:tc>
+        <w:tc>
+          <w:tcPr>
+            <w:tcW w:w="1364" w:type="pct"/>
+            <w:vAlign w:val="center"/>
+          </w:tcPr>
+          <w:p>
+            <w:pPr>
               <w:spacing w:line="360" w:lineRule="auto"/>
-              <w:ind w:firstLineChars="0"/>
-              <w:jc w:val="center"/>
-              <w:rPr>
-                <w:sz w:val="21"/>
-                <w:szCs w:val="21"/>
-              </w:rPr>
-            </w:pPr>
-          </w:p>
-        </w:tc>
-        <w:tc>
-          <w:tcPr>
-            <w:tcW w:w="1434" w:type="pct"/>
-          </w:tcPr>
+              <w:rPr>
+                <w:color w:val="2C7FCE" w:themeColor="text2" w:themeTint="99"/>
+                <w:sz w:val="21"/>
+                <w:szCs w:val="21"/>
+              </w:rPr>
+            </w:pPr>
+            <w:r>
+              <w:rPr>
+                <w:color w:val="2C7FCE" w:themeColor="text2" w:themeTint="99"/>
+                <w:sz w:val="21"/>
+                <w:szCs w:val="21"/>
+              </w:rPr>
+              <w:t>为被测软件提供上注数据、上注指令等输入激励；</w:t>
+            </w:r>
+          </w:p>
           <w:p>
             <w:pPr>
               <w:spacing w:line="360" w:lineRule="auto"/>
@@ -1783,81 +1875,18 @@
                 <w:sz w:val="21"/>
                 <w:szCs w:val="21"/>
               </w:rPr>
-              <w:t>上注软件</w:t>
-            </w:r>
-          </w:p>
-        </w:tc>
-        <w:tc>
-          <w:tcPr>
-            <w:tcW w:w="863" w:type="pct"/>
-          </w:tcPr>
-          <w:p>
-            <w:pPr>
-              <w:spacing w:line="360" w:lineRule="auto"/>
-              <w:rPr>
-                <w:color w:val="2C7FCE" w:themeColor="text2" w:themeTint="99"/>
-                <w:sz w:val="21"/>
-                <w:szCs w:val="21"/>
-              </w:rPr>
-            </w:pPr>
-            <w:r>
-              <w:rPr>
-                <w:color w:val="2C7FCE" w:themeColor="text2" w:themeTint="99"/>
-                <w:sz w:val="21"/>
-                <w:szCs w:val="21"/>
-              </w:rPr>
-              <w:t>1.00</w:t>
-            </w:r>
-          </w:p>
-        </w:tc>
-        <w:tc>
-          <w:tcPr>
-            <w:tcW w:w="1253" w:type="pct"/>
-          </w:tcPr>
-          <w:p>
-            <w:pPr>
-              <w:spacing w:line="360" w:lineRule="auto"/>
-              <w:rPr>
-                <w:color w:val="2C7FCE" w:themeColor="text2" w:themeTint="99"/>
-                <w:sz w:val="21"/>
-                <w:szCs w:val="21"/>
-              </w:rPr>
-            </w:pPr>
-            <w:r>
-              <w:rPr>
-                <w:color w:val="2C7FCE" w:themeColor="text2" w:themeTint="99"/>
-                <w:sz w:val="21"/>
-                <w:szCs w:val="21"/>
-              </w:rPr>
-              <w:t>为被测软件提供上注数据、上注指令等输入激励；</w:t>
-            </w:r>
-          </w:p>
-          <w:p>
-            <w:pPr>
-              <w:spacing w:line="360" w:lineRule="auto"/>
-              <w:rPr>
-                <w:color w:val="2C7FCE" w:themeColor="text2" w:themeTint="99"/>
-                <w:sz w:val="21"/>
-                <w:szCs w:val="21"/>
-              </w:rPr>
-            </w:pPr>
-            <w:r>
-              <w:rPr>
-                <w:color w:val="2C7FCE" w:themeColor="text2" w:themeTint="99"/>
-                <w:sz w:val="21"/>
-                <w:szCs w:val="21"/>
-              </w:rPr>
               <w:t>接收软件输出的配置文件数据、遥测数据，并进行显示。</w:t>
             </w:r>
           </w:p>
         </w:tc>
         <w:tc>
           <w:tcPr>
-            <w:tcW w:w="1009" w:type="pct"/>
-          </w:tcPr>
-          <w:p>
-            <w:pPr>
-              <w:spacing w:line="360" w:lineRule="auto"/>
+            <w:tcW w:w="1161" w:type="pct"/>
+            <w:vAlign w:val="center"/>
+          </w:tcPr>
+          <w:p>
+            <w:pPr>
+              <w:spacing w:line="240" w:lineRule="auto"/>
               <w:rPr>
                 <w:color w:val="2C7FCE" w:themeColor="text2" w:themeTint="99"/>
                 <w:sz w:val="21"/>
@@ -1877,33 +1906,101 @@
       </w:tr>
       <w:tr>
         <w:trPr>
-          <w:trHeight w:val="454"/>
+          <w:trHeight w:val="340"/>
         </w:trPr>
         <w:tc>
           <w:tcPr>
-            <w:tcW w:w="441" w:type="pct"/>
+            <w:tcW w:w="258" w:type="pct"/>
+            <w:vAlign w:val="center"/>
           </w:tcPr>
           <w:p>
             <w:pPr>
               <w:pStyle w:val="ac"/>
               <w:numPr>
                 <w:ilvl w:val="0"/>
-                <w:numId w:val="4"/>
+                <w:numId w:val="7"/>
               </w:numPr>
+              <w:spacing w:line="240" w:lineRule="auto"/>
+              <w:ind w:firstLineChars="0"/>
+              <w:rPr>
+                <w:rFonts w:hint="eastAsia"/>
+                <w:sz w:val="21"/>
+                <w:szCs w:val="21"/>
+              </w:rPr>
+            </w:pPr>
+          </w:p>
+        </w:tc>
+        <w:tc>
+          <w:tcPr>
+            <w:tcW w:w="1361" w:type="pct"/>
+            <w:vAlign w:val="center"/>
+          </w:tcPr>
+          <w:p>
+            <w:pPr>
+              <w:spacing w:line="240" w:lineRule="auto"/>
+              <w:rPr>
+                <w:color w:val="2C7FCE" w:themeColor="text2" w:themeTint="99"/>
+                <w:sz w:val="21"/>
+                <w:szCs w:val="21"/>
+              </w:rPr>
+            </w:pPr>
+            <w:r>
+              <w:rPr>
+                <w:color w:val="2C7FCE" w:themeColor="text2" w:themeTint="99"/>
+                <w:sz w:val="21"/>
+                <w:szCs w:val="21"/>
+              </w:rPr>
+              <w:t>串口调试助手</w:t>
+            </w:r>
+          </w:p>
+        </w:tc>
+        <w:tc>
+          <w:tcPr>
+            <w:tcW w:w="855" w:type="pct"/>
+            <w:vAlign w:val="center"/>
+          </w:tcPr>
+          <w:p>
+            <w:pPr>
+              <w:spacing w:line="240" w:lineRule="auto"/>
+              <w:rPr>
+                <w:color w:val="2C7FCE" w:themeColor="text2" w:themeTint="99"/>
+                <w:sz w:val="21"/>
+                <w:szCs w:val="21"/>
+              </w:rPr>
+            </w:pPr>
+            <w:r>
+              <w:rPr>
+                <w:color w:val="2C7FCE" w:themeColor="text2" w:themeTint="99"/>
+                <w:sz w:val="21"/>
+                <w:szCs w:val="21"/>
+              </w:rPr>
+              <w:t>9.2.8</w:t>
+            </w:r>
+          </w:p>
+        </w:tc>
+        <w:tc>
+          <w:tcPr>
+            <w:tcW w:w="1364" w:type="pct"/>
+            <w:vAlign w:val="center"/>
+          </w:tcPr>
+          <w:p>
+            <w:pPr>
               <w:spacing w:line="360" w:lineRule="auto"/>
-              <w:ind w:firstLineChars="0"/>
-              <w:jc w:val="center"/>
-              <w:rPr>
-                <w:sz w:val="21"/>
-                <w:szCs w:val="21"/>
-              </w:rPr>
-            </w:pPr>
-          </w:p>
-        </w:tc>
-        <w:tc>
-          <w:tcPr>
-            <w:tcW w:w="1434" w:type="pct"/>
-          </w:tcPr>
+              <w:rPr>
+                <w:color w:val="2C7FCE" w:themeColor="text2" w:themeTint="99"/>
+                <w:sz w:val="21"/>
+                <w:szCs w:val="21"/>
+              </w:rPr>
+            </w:pPr>
+            <w:r>
+              <w:rPr>
+                <w:color w:val="2C7FCE" w:themeColor="text2" w:themeTint="99"/>
+                <w:sz w:val="21"/>
+                <w:szCs w:val="21"/>
+              </w:rPr>
+              <w:t>为发送遥测采集指令等输入激励；</w:t>
+            </w:r>
+          </w:p>
           <w:p>
             <w:pPr>
               <w:spacing w:line="360" w:lineRule="auto"/>
@@ -1919,81 +2016,18 @@
                 <w:sz w:val="21"/>
                 <w:szCs w:val="21"/>
               </w:rPr>
-              <w:t>串口调试助手</w:t>
-            </w:r>
-          </w:p>
-        </w:tc>
-        <w:tc>
-          <w:tcPr>
-            <w:tcW w:w="863" w:type="pct"/>
-          </w:tcPr>
-          <w:p>
-            <w:pPr>
-              <w:spacing w:line="360" w:lineRule="auto"/>
-              <w:rPr>
-                <w:color w:val="2C7FCE" w:themeColor="text2" w:themeTint="99"/>
-                <w:sz w:val="21"/>
-                <w:szCs w:val="21"/>
-              </w:rPr>
-            </w:pPr>
-            <w:r>
-              <w:rPr>
-                <w:color w:val="2C7FCE" w:themeColor="text2" w:themeTint="99"/>
-                <w:sz w:val="21"/>
-                <w:szCs w:val="21"/>
-              </w:rPr>
-              <w:t>9.2.8</w:t>
-            </w:r>
-          </w:p>
-        </w:tc>
-        <w:tc>
-          <w:tcPr>
-            <w:tcW w:w="1253" w:type="pct"/>
-          </w:tcPr>
-          <w:p>
-            <w:pPr>
-              <w:spacing w:line="360" w:lineRule="auto"/>
-              <w:rPr>
-                <w:color w:val="2C7FCE" w:themeColor="text2" w:themeTint="99"/>
-                <w:sz w:val="21"/>
-                <w:szCs w:val="21"/>
-              </w:rPr>
-            </w:pPr>
-            <w:r>
-              <w:rPr>
-                <w:color w:val="2C7FCE" w:themeColor="text2" w:themeTint="99"/>
-                <w:sz w:val="21"/>
-                <w:szCs w:val="21"/>
-              </w:rPr>
-              <w:t>为发送遥测采集指令等输入激励；</w:t>
-            </w:r>
-          </w:p>
-          <w:p>
-            <w:pPr>
-              <w:spacing w:line="360" w:lineRule="auto"/>
-              <w:rPr>
-                <w:color w:val="2C7FCE" w:themeColor="text2" w:themeTint="99"/>
-                <w:sz w:val="21"/>
-                <w:szCs w:val="21"/>
-              </w:rPr>
-            </w:pPr>
-            <w:r>
-              <w:rPr>
-                <w:color w:val="2C7FCE" w:themeColor="text2" w:themeTint="99"/>
-                <w:sz w:val="21"/>
-                <w:szCs w:val="21"/>
-              </w:rPr>
               <w:t>接收软件输出的遥测数据，并进行显示。</w:t>
             </w:r>
           </w:p>
         </w:tc>
         <w:tc>
           <w:tcPr>
-            <w:tcW w:w="1009" w:type="pct"/>
-          </w:tcPr>
-          <w:p>
-            <w:pPr>
-              <w:spacing w:line="360" w:lineRule="auto"/>
+            <w:tcW w:w="1161" w:type="pct"/>
+            <w:vAlign w:val="center"/>
+          </w:tcPr>
+          <w:p>
+            <w:pPr>
+              <w:spacing w:line="240" w:lineRule="auto"/>
               <w:rPr>
                 <w:color w:val="2C7FCE" w:themeColor="text2" w:themeTint="99"/>
                 <w:sz w:val="21"/>
@@ -2012,13 +2046,7 @@
         </w:tc>
       </w:tr>
     </w:tbl>
-    <w:p>
-      <w:pPr>
-        <w:rPr>
-          <w:rFonts w:hint="eastAsia"/>
-        </w:rPr>
-      </w:pPr>
-    </w:p>
+    <w:p/>
     <w:p>
       <w:pPr>
         <w:wordWrap w:val="0"/>
@@ -2035,11 +2063,6 @@
         </w:rPr>
         <w:t>{%p endif %}</w:t>
       </w:r>
-    </w:p>
-    <w:p>
-      <w:pPr>
-        <w:wordWrap w:val="0"/>
-      </w:pPr>
     </w:p>
     <w:sectPr>
       <w:pgSz w:w="11906" w:h="16838"/>
@@ -2336,6 +2359,97 @@
     </w:lvl>
   </w:abstractNum>
   <w:abstractNum w:abstractNumId="2" w15:restartNumberingAfterBreak="0">
+    <w:nsid w:val="54FF01DD"/>
+    <w:multiLevelType w:val="hybridMultilevel"/>
+    <w:tmpl w:val="F014B964"/>
+    <w:lvl w:ilvl="0" w:tplc="389640CA">
+      <w:start w:val="1"/>
+      <w:numFmt w:val="decimal"/>
+      <w:suff w:val="nothing"/>
+      <w:lvlText w:val="%1"/>
+      <w:lvlJc w:val="left"/>
+      <w:pPr>
+        <w:ind w:left="420" w:hanging="420"/>
+      </w:pPr>
+      <w:rPr>
+        <w:rFonts w:eastAsia="黑体" w:hint="eastAsia"/>
+        <w:sz w:val="21"/>
+      </w:rPr>
+    </w:lvl>
+    <w:lvl w:ilvl="1" w:tplc="04090019" w:tentative="1">
+      <w:start w:val="1"/>
+      <w:numFmt w:val="lowerLetter"/>
+      <w:lvlText w:val="%2)"/>
+      <w:lvlJc w:val="left"/>
+      <w:pPr>
+        <w:ind w:left="840" w:hanging="420"/>
+      </w:pPr>
+    </w:lvl>
+    <w:lvl w:ilvl="2" w:tplc="0409001B" w:tentative="1">
+      <w:start w:val="1"/>
+      <w:numFmt w:val="lowerRoman"/>
+      <w:lvlText w:val="%3."/>
+      <w:lvlJc w:val="right"/>
+      <w:pPr>
+        <w:ind w:left="1260" w:hanging="420"/>
+      </w:pPr>
+    </w:lvl>
+    <w:lvl w:ilvl="3" w:tplc="0409000F" w:tentative="1">
+      <w:start w:val="1"/>
+      <w:numFmt w:val="decimal"/>
+      <w:lvlText w:val="%4."/>
+      <w:lvlJc w:val="left"/>
+      <w:pPr>
+        <w:ind w:left="1680" w:hanging="420"/>
+      </w:pPr>
+    </w:lvl>
+    <w:lvl w:ilvl="4" w:tplc="04090019" w:tentative="1">
+      <w:start w:val="1"/>
+      <w:numFmt w:val="lowerLetter"/>
+      <w:lvlText w:val="%5)"/>
+      <w:lvlJc w:val="left"/>
+      <w:pPr>
+        <w:ind w:left="2100" w:hanging="420"/>
+      </w:pPr>
+    </w:lvl>
+    <w:lvl w:ilvl="5" w:tplc="0409001B" w:tentative="1">
+      <w:start w:val="1"/>
+      <w:numFmt w:val="lowerRoman"/>
+      <w:lvlText w:val="%6."/>
+      <w:lvlJc w:val="right"/>
+      <w:pPr>
+        <w:ind w:left="2520" w:hanging="420"/>
+      </w:pPr>
+    </w:lvl>
+    <w:lvl w:ilvl="6" w:tplc="0409000F" w:tentative="1">
+      <w:start w:val="1"/>
+      <w:numFmt w:val="decimal"/>
+      <w:lvlText w:val="%7."/>
+      <w:lvlJc w:val="left"/>
+      <w:pPr>
+        <w:ind w:left="2940" w:hanging="420"/>
+      </w:pPr>
+    </w:lvl>
+    <w:lvl w:ilvl="7" w:tplc="04090019" w:tentative="1">
+      <w:start w:val="1"/>
+      <w:numFmt w:val="lowerLetter"/>
+      <w:lvlText w:val="%8)"/>
+      <w:lvlJc w:val="left"/>
+      <w:pPr>
+        <w:ind w:left="3360" w:hanging="420"/>
+      </w:pPr>
+    </w:lvl>
+    <w:lvl w:ilvl="8" w:tplc="0409001B" w:tentative="1">
+      <w:start w:val="1"/>
+      <w:numFmt w:val="lowerRoman"/>
+      <w:lvlText w:val="%9."/>
+      <w:lvlJc w:val="right"/>
+      <w:pPr>
+        <w:ind w:left="3780" w:hanging="420"/>
+      </w:pPr>
+    </w:lvl>
+  </w:abstractNum>
+  <w:abstractNum w:abstractNumId="3" w15:restartNumberingAfterBreak="0">
     <w:nsid w:val="5F132CC6"/>
     <w:multiLevelType w:val="hybridMultilevel"/>
     <w:tmpl w:val="396AF7F8"/>
@@ -2425,7 +2539,7 @@
       </w:pPr>
     </w:lvl>
   </w:abstractNum>
-  <w:abstractNum w:abstractNumId="3" w15:restartNumberingAfterBreak="0">
+  <w:abstractNum w:abstractNumId="4" w15:restartNumberingAfterBreak="0">
     <w:nsid w:val="5FF0482E"/>
     <w:multiLevelType w:val="hybridMultilevel"/>
     <w:tmpl w:val="764A8C58"/>
@@ -2437,6 +2551,185 @@
       <w:lvlJc w:val="left"/>
       <w:pPr>
         <w:ind w:left="0" w:firstLine="0"/>
+      </w:pPr>
+      <w:rPr>
+        <w:rFonts w:hint="eastAsia"/>
+      </w:rPr>
+    </w:lvl>
+    <w:lvl w:ilvl="1" w:tplc="04090019" w:tentative="1">
+      <w:start w:val="1"/>
+      <w:numFmt w:val="lowerLetter"/>
+      <w:lvlText w:val="%2)"/>
+      <w:lvlJc w:val="left"/>
+      <w:pPr>
+        <w:ind w:left="880" w:hanging="440"/>
+      </w:pPr>
+    </w:lvl>
+    <w:lvl w:ilvl="2" w:tplc="0409001B" w:tentative="1">
+      <w:start w:val="1"/>
+      <w:numFmt w:val="lowerRoman"/>
+      <w:lvlText w:val="%3."/>
+      <w:lvlJc w:val="right"/>
+      <w:pPr>
+        <w:ind w:left="1320" w:hanging="440"/>
+      </w:pPr>
+    </w:lvl>
+    <w:lvl w:ilvl="3" w:tplc="0409000F" w:tentative="1">
+      <w:start w:val="1"/>
+      <w:numFmt w:val="decimal"/>
+      <w:lvlText w:val="%4."/>
+      <w:lvlJc w:val="left"/>
+      <w:pPr>
+        <w:ind w:left="1760" w:hanging="440"/>
+      </w:pPr>
+    </w:lvl>
+    <w:lvl w:ilvl="4" w:tplc="04090019" w:tentative="1">
+      <w:start w:val="1"/>
+      <w:numFmt w:val="lowerLetter"/>
+      <w:lvlText w:val="%5)"/>
+      <w:lvlJc w:val="left"/>
+      <w:pPr>
+        <w:ind w:left="2200" w:hanging="440"/>
+      </w:pPr>
+    </w:lvl>
+    <w:lvl w:ilvl="5" w:tplc="0409001B" w:tentative="1">
+      <w:start w:val="1"/>
+      <w:numFmt w:val="lowerRoman"/>
+      <w:lvlText w:val="%6."/>
+      <w:lvlJc w:val="right"/>
+      <w:pPr>
+        <w:ind w:left="2640" w:hanging="440"/>
+      </w:pPr>
+    </w:lvl>
+    <w:lvl w:ilvl="6" w:tplc="0409000F" w:tentative="1">
+      <w:start w:val="1"/>
+      <w:numFmt w:val="decimal"/>
+      <w:lvlText w:val="%7."/>
+      <w:lvlJc w:val="left"/>
+      <w:pPr>
+        <w:ind w:left="3080" w:hanging="440"/>
+      </w:pPr>
+    </w:lvl>
+    <w:lvl w:ilvl="7" w:tplc="04090019" w:tentative="1">
+      <w:start w:val="1"/>
+      <w:numFmt w:val="lowerLetter"/>
+      <w:lvlText w:val="%8)"/>
+      <w:lvlJc w:val="left"/>
+      <w:pPr>
+        <w:ind w:left="3520" w:hanging="440"/>
+      </w:pPr>
+    </w:lvl>
+    <w:lvl w:ilvl="8" w:tplc="0409001B" w:tentative="1">
+      <w:start w:val="1"/>
+      <w:numFmt w:val="lowerRoman"/>
+      <w:lvlText w:val="%9."/>
+      <w:lvlJc w:val="right"/>
+      <w:pPr>
+        <w:ind w:left="3960" w:hanging="440"/>
+      </w:pPr>
+    </w:lvl>
+  </w:abstractNum>
+  <w:abstractNum w:abstractNumId="5" w15:restartNumberingAfterBreak="0">
+    <w:nsid w:val="6AD83489"/>
+    <w:multiLevelType w:val="hybridMultilevel"/>
+    <w:tmpl w:val="CAFCCE34"/>
+    <w:lvl w:ilvl="0" w:tplc="281652D2">
+      <w:start w:val="1"/>
+      <w:numFmt w:val="decimal"/>
+      <w:suff w:val="nothing"/>
+      <w:lvlText w:val="%1"/>
+      <w:lvlJc w:val="left"/>
+      <w:pPr>
+        <w:ind w:left="0" w:firstLine="0"/>
+      </w:pPr>
+      <w:rPr>
+        <w:rFonts w:hint="eastAsia"/>
+      </w:rPr>
+    </w:lvl>
+    <w:lvl w:ilvl="1" w:tplc="04090019" w:tentative="1">
+      <w:start w:val="1"/>
+      <w:numFmt w:val="lowerLetter"/>
+      <w:lvlText w:val="%2)"/>
+      <w:lvlJc w:val="left"/>
+      <w:pPr>
+        <w:ind w:left="880" w:hanging="440"/>
+      </w:pPr>
+    </w:lvl>
+    <w:lvl w:ilvl="2" w:tplc="0409001B" w:tentative="1">
+      <w:start w:val="1"/>
+      <w:numFmt w:val="lowerRoman"/>
+      <w:lvlText w:val="%3."/>
+      <w:lvlJc w:val="right"/>
+      <w:pPr>
+        <w:ind w:left="1320" w:hanging="440"/>
+      </w:pPr>
+    </w:lvl>
+    <w:lvl w:ilvl="3" w:tplc="0409000F" w:tentative="1">
+      <w:start w:val="1"/>
+      <w:numFmt w:val="decimal"/>
+      <w:lvlText w:val="%4."/>
+      <w:lvlJc w:val="left"/>
+      <w:pPr>
+        <w:ind w:left="1760" w:hanging="440"/>
+      </w:pPr>
+    </w:lvl>
+    <w:lvl w:ilvl="4" w:tplc="04090019" w:tentative="1">
+      <w:start w:val="1"/>
+      <w:numFmt w:val="lowerLetter"/>
+      <w:lvlText w:val="%5)"/>
+      <w:lvlJc w:val="left"/>
+      <w:pPr>
+        <w:ind w:left="2200" w:hanging="440"/>
+      </w:pPr>
+    </w:lvl>
+    <w:lvl w:ilvl="5" w:tplc="0409001B" w:tentative="1">
+      <w:start w:val="1"/>
+      <w:numFmt w:val="lowerRoman"/>
+      <w:lvlText w:val="%6."/>
+      <w:lvlJc w:val="right"/>
+      <w:pPr>
+        <w:ind w:left="2640" w:hanging="440"/>
+      </w:pPr>
+    </w:lvl>
+    <w:lvl w:ilvl="6" w:tplc="0409000F" w:tentative="1">
+      <w:start w:val="1"/>
+      <w:numFmt w:val="decimal"/>
+      <w:lvlText w:val="%7."/>
+      <w:lvlJc w:val="left"/>
+      <w:pPr>
+        <w:ind w:left="3080" w:hanging="440"/>
+      </w:pPr>
+    </w:lvl>
+    <w:lvl w:ilvl="7" w:tplc="04090019" w:tentative="1">
+      <w:start w:val="1"/>
+      <w:numFmt w:val="lowerLetter"/>
+      <w:lvlText w:val="%8)"/>
+      <w:lvlJc w:val="left"/>
+      <w:pPr>
+        <w:ind w:left="3520" w:hanging="440"/>
+      </w:pPr>
+    </w:lvl>
+    <w:lvl w:ilvl="8" w:tplc="0409001B" w:tentative="1">
+      <w:start w:val="1"/>
+      <w:numFmt w:val="lowerRoman"/>
+      <w:lvlText w:val="%9."/>
+      <w:lvlJc w:val="right"/>
+      <w:pPr>
+        <w:ind w:left="3960" w:hanging="440"/>
+      </w:pPr>
+    </w:lvl>
+  </w:abstractNum>
+  <w:abstractNum w:abstractNumId="6" w15:restartNumberingAfterBreak="0">
+    <w:nsid w:val="6AEE771C"/>
+    <w:multiLevelType w:val="hybridMultilevel"/>
+    <w:tmpl w:val="A42C94E4"/>
+    <w:lvl w:ilvl="0" w:tplc="7E96E0D0">
+      <w:start w:val="1"/>
+      <w:numFmt w:val="decimal"/>
+      <w:lvlText w:val="%1"/>
+      <w:lvlJc w:val="left"/>
+      <w:pPr>
+        <w:ind w:left="440" w:hanging="440"/>
       </w:pPr>
       <w:rPr>
         <w:rFonts w:hint="eastAsia"/>
@@ -2522,10 +2815,19 @@
     <w:abstractNumId w:val="0"/>
   </w:num>
   <w:num w:numId="3" w16cid:durableId="81489512">
+    <w:abstractNumId w:val="4"/>
+  </w:num>
+  <w:num w:numId="4" w16cid:durableId="1827090883">
     <w:abstractNumId w:val="3"/>
   </w:num>
-  <w:num w:numId="4" w16cid:durableId="1827090883">
+  <w:num w:numId="5" w16cid:durableId="1903179042">
     <w:abstractNumId w:val="2"/>
+  </w:num>
+  <w:num w:numId="6" w16cid:durableId="895580434">
+    <w:abstractNumId w:val="5"/>
+  </w:num>
+  <w:num w:numId="7" w16cid:durableId="575629498">
+    <w:abstractNumId w:val="6"/>
   </w:num>
 </w:numbering>
 </file>
@@ -2725,7 +3027,7 @@
     <w:lsdException w:name="Medium Shading 2 Accent 1" w:uiPriority="64"/>
     <w:lsdException w:name="Medium List 1 Accent 1" w:uiPriority="65"/>
     <w:lsdException w:name="Revision" w:semiHidden="1"/>
-    <w:lsdException w:name="List Paragraph" w:uiPriority="0" w:qFormat="1"/>
+    <w:lsdException w:name="List Paragraph" w:uiPriority="0"/>
     <w:lsdException w:name="Quote" w:uiPriority="29" w:qFormat="1"/>
     <w:lsdException w:name="Intense Quote" w:uiPriority="30" w:qFormat="1"/>
     <w:lsdException w:name="Medium List 2 Accent 1" w:uiPriority="66"/>
@@ -3112,7 +3414,6 @@
     <w:aliases w:val="text,列出段落1,列出段落11,列出段落2,图名,插入表格,编号a.,M列出段落,段落-二代,List Paragraph,正文图,List Paragraph1,List,列出段落111,编号1）,符号列表,符号1.1（天云科技）,列出段落-正文,使用列表编号,CPLH列表编号,正文一级小标题,列出段落4,列出段落3,列出段落31,文本框,列表1,插图,Z-列出段落,00-段落,图例,lp1,段落样式,数字编号不加粗,带编号段落,列出段落ttt,WN正文,WN-正文,WZ-列出段落,正"/>
     <w:basedOn w:val="a"/>
     <w:link w:val="1"/>
-    <w:qFormat/>
     <w:rsid w:val="00505170"/>
     <w:pPr>
       <w:ind w:firstLineChars="200" w:firstLine="420"/>
@@ -3189,6 +3490,33 @@
     <w:tcPr>
       <w:vAlign w:val="center"/>
     </w:tcPr>
+  </w:style>
+  <w:style w:type="paragraph" w:customStyle="1" w:styleId="RC0">
+    <w:name w:val="RC正文"/>
+    <w:basedOn w:val="a"/>
+    <w:link w:val="RCChar"/>
+    <w:rsid w:val="00FB54CB"/>
+    <w:pPr>
+      <w:spacing w:line="360" w:lineRule="auto"/>
+      <w:ind w:firstLineChars="200" w:firstLine="480"/>
+    </w:pPr>
+    <w:rPr>
+      <w:rFonts w:eastAsiaTheme="minorEastAsia" w:cstheme="minorBidi"/>
+      <w:sz w:val="24"/>
+      <w:szCs w:val="22"/>
+    </w:rPr>
+  </w:style>
+  <w:style w:type="character" w:customStyle="1" w:styleId="RCChar">
+    <w:name w:val="RC正文 Char"/>
+    <w:basedOn w:val="a0"/>
+    <w:link w:val="RC0"/>
+    <w:qFormat/>
+    <w:rsid w:val="00FB54CB"/>
+    <w:rPr>
+      <w:rFonts w:ascii="Times New Roman" w:hAnsi="Times New Roman"/>
+      <w:sz w:val="24"/>
+      <w14:ligatures w14:val="none"/>
+    </w:rPr>
   </w:style>
 </w:styles>
 </file>
